--- a/outputs/reports/reports_docx/Warren Zaïre-Emery.docx
+++ b/outputs/reports/reports_docx/Warren Zaïre-Emery.docx
@@ -323,7 +323,7 @@
         <w:pStyle w:val="ListBullet"/>
       </w:pPr>
       <w:r>
-        <w:t>预期进球 (xG) | 0.00</w:t>
+        <w:t>预期进球 (xG) | 0.07</w:t>
       </w:r>
     </w:p>
     <w:p>
@@ -331,7 +331,7 @@
         <w:pStyle w:val="ListBullet"/>
       </w:pPr>
       <w:r>
-        <w:t>预期助攻 (xA) | 0.00</w:t>
+        <w:t>预期助攻 (xA) | 0.06</w:t>
       </w:r>
     </w:p>
     <w:p>
@@ -392,7 +392,7 @@
         <w:pStyle w:val="ListBullet"/>
       </w:pPr>
       <w:r>
-        <w:t>同位置核心表现 | 66.4 | 45% | CM 组内百分位排名加权</w:t>
+        <w:t>同位置核心表现 | 66.7 | 45% | CM 组内百分位排名加权</w:t>
       </w:r>
     </w:p>
     <w:p>
@@ -424,12 +424,12 @@
         <w:pStyle w:val="ListBullet"/>
       </w:pPr>
       <w:r>
-        <w:t>**总分** | **81.1** | — | **潜力评分（0-100）**</w:t>
+        <w:t>**总分** | **81.2** | — | **潜力评分（0-100）**</w:t>
       </w:r>
     </w:p>
     <w:p>
       <w:r>
-        <w:t>排名：第 17 / 186 名（正式评分球员）</w:t>
+        <w:t>排名：第 18 / 186 名（正式评分球员）</w:t>
       </w:r>
     </w:p>
     <w:p>
@@ -545,7 +545,7 @@
     </w:p>
     <w:p>
       <w:r>
-        <w:t>Warren Zaïre-Emery 是一名 18 岁的 中前卫，潜力评分 81.1 分（优质潜力），在同位置球员中处于 CM 组前列。核心评分 66.4 / 行为风格 100.0。</w:t>
+        <w:t>Warren Zaïre-Emery 是一名 18 岁的 中前卫，潜力评分 81.2 分（优质潜力），在同位置球员中处于 CM 组前列。核心评分 66.7 / 行为风格 100.0。</w:t>
       </w:r>
     </w:p>
     <w:p>
